--- a/state-vignettes/delaware_highway_report.docx
+++ b/state-vignettes/delaware_highway_report.docx
@@ -10,12 +10,12 @@
         <w:rPr>
           <w:color w:val="FF5500"/>
         </w:rPr>
-        <w:t>Delaware Ranks 32nd in the Nation in Highway Performance and Cost-Effectiveness</w:t>
+        <w:t>Delaware Ranks 31st in the Nation in Highway Performance and Cost-Effectiveness</w:t>
       </w:r>
     </w:p>
     <w:p>
       <w:r>
-        <w:t>Delaware’s highway system ranks 32nd in the nation in overall cost-effectiveness and condition.</w:t>
+        <w:t>Delaware’s highway system ranks 31st in the nation in overall cost-effectiveness and condition.</w:t>
       </w:r>
     </w:p>
     <w:p>
@@ -25,42 +25,42 @@
     </w:p>
     <w:p>
       <w:r>
-        <w:t>In safety and condition categories, Delaware’s highways rank 46th in urban Interstate pavement condition, unranked in rural Interstate pavement condition, 12th in urban arterial pavement condition, 6th in rural arterial pavement condition, 4th in structurally deficient bridges, 29th in urban fatality rate, and 41st in rural fatality rate.</w:t>
+        <w:t>In safety and condition categories, Delaware’s highways rank 40th in urban Interstate pavement condition, unranked in rural Interstate pavement condition, 13th in urban arterial pavement condition, 8th in rural arterial pavement condition, 4th in structurally deficient bridges, 27th in urban fatality rate, and 18th in rural fatality rate.</w:t>
       </w:r>
     </w:p>
     <w:p>
       <w:r>
-        <w:t>Delaware ranks 47th out of the 50 states in traffic congestion, and its drivers spend 54.82 hours a year stuck in traffic congestion.</w:t>
+        <w:t>Delaware ranks 49th out of the 50 states in traffic congestion, and its drivers spend 62.3 hours a year stuck in traffic congestion.</w:t>
       </w:r>
     </w:p>
     <w:p>
       <w:r>
-        <w:t>In spending and cost-effectiveness, Delaware ranks 5th in capital and bridge disbursements, which are the costs of building new roads and bridges and widening existing ones. Delaware ranks 39th in maintenance spending, such as the costs of repaving roads and filling in potholes. Delaware’s administrative disbursements, including office spending that doesn’t make its way to roads, rank 46th nationwide.</w:t>
+        <w:t>In spending and cost-effectiveness, Delaware ranks 5th in capital and bridge disbursements, which are the costs of building new roads and bridges and widening existing ones. Delaware ranks 22nd in maintenance spending, such as the costs of repaving roads and filling in potholes. Delaware’s administrative disbursements, including office spending that doesn’t make its way to roads, rank 47th nationwide.</w:t>
       </w:r>
     </w:p>
     <w:p>
       <w:r>
-        <w:t>Compared to last year, Delaware has the following notable changes in rankings: Rural Other Principal Arterial Pavement Condition improved by 15 points, from 21 to 6; Rural Fatality Rate improved by 8 points, from 49 to 41; Urban Fatality Rate improved by 7 points, from 36 to 29; Maintenance Disbursements improved by 7 points, from 46 to 39; Other Disbursements worsened by 13 points, from 10 to 23; Overall improved by 9 points, from 41 to 32.</w:t>
+        <w:t>Compared to last year, Delaware has the following notable changes in rankings: Maintenance Disbursements improved by 17 points, from 39 to 22; Other Disbursements worsened by 7 points, from 23 to 30; Urban Interstate Pavement Condition improved by 6 points, from 46 to 40; Rural Fatality Rate improved by 23 points, from 41 to 18.</w:t>
       </w:r>
     </w:p>
     <w:p>
       <w:r>
-        <w:t>Compared to neighboring and nearby states, Delaware’s overall highway performance is better than Pennsylvania (36th), Maryland (34th), and New Jersey (40th); worse than Virginia (1st).</w:t>
+        <w:t>Compared to neighboring and nearby states, Delaware’s overall highway performance is better than Pennsylvania (35th), Maryland (36th), and New Jersey (41st); worse than Virginia (8th).</w:t>
       </w:r>
     </w:p>
     <w:p>
       <w:r>
-        <w:t>Comparing its overall performance to similarly populated states, Delaware ranks better than Rhode Island (43rd); worse than South Dakota (28th).</w:t>
+        <w:t>Comparing its overall performance to similarly populated states, Delaware ranks better than Rhode Island (38th); worse than South Dakota (27th).</w:t>
       </w:r>
     </w:p>
     <w:p>
       <w:r>
-        <w:t>Delaware’s highway system ranks 32nd out of 50 states overall this year, compared to 41st last year.</w:t>
+        <w:t>Delaware’s highway system ranks 31st out of 50 states overall this year, compared to 32nd last year.</w:t>
       </w:r>
     </w:p>
     <w:p>
       <w:r>
-        <w:t>“In terms of improving in the road condition and performance categories, Delaware should focus on reducing Urbanized Area Congestion and Urban Interstate Pavement Condition. Delaware’s rank of 47th in Urbanized Area Congestion makes it one of the worst in the nation for this safety metric,” said Baruch Feigenbaum, lead author of the 29th Annual Highway Report and senior managing director of transportation policy at Reason Foundation.</w:t>
+        <w:t>“In terms of improving in the road condition and performance categories, Delaware should focus on reducing Urbanized Area Congestion and Administrative Disbursements. Delaware’s rank of 49th in Urbanized Area Congestion makes it one of the worst in the nation for this safety metric,” said Baruch Feigenbaum, lead author of the 30th Annual Highway Report and senior managing director of transportation policy at Reason Foundation.</w:t>
       </w:r>
     </w:p>
     <w:p>
@@ -70,7 +70,7 @@
           <w:color w:val="FF5500"/>
           <w:sz w:val="28"/>
         </w:rPr>
-        <w:t>DELAWARE’S RANKINGS IN THE 29TH ANNUAL HIGHWAY REPORT</w:t>
+        <w:t>DELAWARE’S RANKINGS IN THE 30TH ANNUAL HIGHWAY REPORT</w:t>
       </w:r>
     </w:p>
     <w:tbl>
@@ -148,7 +148,7 @@
               <w:rPr>
                 <w:sz w:val="20"/>
               </w:rPr>
-              <w:t>32</w:t>
+              <w:t>31</w:t>
             </w:r>
           </w:p>
         </w:tc>
@@ -212,7 +212,7 @@
               <w:rPr>
                 <w:sz w:val="20"/>
               </w:rPr>
-              <w:t>39</w:t>
+              <w:t>22</w:t>
             </w:r>
           </w:p>
         </w:tc>
@@ -243,7 +243,7 @@
               <w:rPr>
                 <w:sz w:val="20"/>
               </w:rPr>
-              <w:t>46</w:t>
+              <w:t>47</w:t>
             </w:r>
           </w:p>
         </w:tc>
@@ -276,7 +276,7 @@
               <w:rPr>
                 <w:sz w:val="20"/>
               </w:rPr>
-              <w:t>23</w:t>
+              <w:t>30</w:t>
             </w:r>
           </w:p>
         </w:tc>
@@ -309,7 +309,7 @@
               <w:rPr>
                 <w:sz w:val="20"/>
               </w:rPr>
-              <w:t>6</w:t>
+              <w:t>8</w:t>
             </w:r>
           </w:p>
         </w:tc>
@@ -340,7 +340,7 @@
               <w:rPr>
                 <w:sz w:val="20"/>
               </w:rPr>
-              <w:t>46</w:t>
+              <w:t>40</w:t>
             </w:r>
           </w:p>
         </w:tc>
@@ -373,7 +373,7 @@
               <w:rPr>
                 <w:sz w:val="20"/>
               </w:rPr>
-              <w:t>12</w:t>
+              <w:t>13</w:t>
             </w:r>
           </w:p>
         </w:tc>
@@ -404,7 +404,7 @@
               <w:rPr>
                 <w:sz w:val="20"/>
               </w:rPr>
-              <w:t>47</w:t>
+              <w:t>49</w:t>
             </w:r>
           </w:p>
         </w:tc>
@@ -468,7 +468,7 @@
               <w:rPr>
                 <w:sz w:val="20"/>
               </w:rPr>
-              <w:t>41</w:t>
+              <w:t>18</w:t>
             </w:r>
           </w:p>
         </w:tc>
@@ -501,7 +501,7 @@
               <w:rPr>
                 <w:sz w:val="20"/>
               </w:rPr>
-              <w:t>29</w:t>
+              <w:t>27</w:t>
             </w:r>
           </w:p>
         </w:tc>
@@ -532,7 +532,7 @@
               <w:rPr>
                 <w:sz w:val="20"/>
               </w:rPr>
-              <w:t>35</w:t>
+              <w:t>37</w:t>
             </w:r>
           </w:p>
         </w:tc>
@@ -541,12 +541,12 @@
     <w:p>
       <w:r>
         <w:br/>
-        <w:t>Reason Foundation’s 29th Annual Highway Report measures the condition and cost- effectiveness of state-controlled highways in 13 categories, including pavement and bridge conditions, traffic fatalities, and spending. In the performance categories, ranking first implies the state has the best or lowest fatality rate and its road pavement is in the best condition. A ranking of 50th in performance categories means the state has the worst fatality rates or pavement conditions. In simplified terms, in the cost-effectiveness categories, a rank of 50 means the state spends more money, and a first-place ranking means the state spends less money than other states in that category.</w:t>
+        <w:t>Reason Foundation’s 30th Annual Highway Report measures the condition and cost-effectiveness of state-controlled highways in 13 categories, including pavement and bridge conditions, traffic fatalities, and spending. In the performance categories, ranking first implies the state has the best or lowest fatality rate and its road pavement is in the best condition. A ranking of 50th in performance categories means the state has the worst fatality rates or pavement conditions. In simplified terms, in the cost-effectiveness categories, a rank of 50 means the state spends more money, and a first-place ranking means the state spends less money than other states in that category.</w:t>
       </w:r>
     </w:p>
     <w:p>
       <w:r>
-        <w:t>The report’s data are primarily information each state directly reported to the Federal Highway Administration for 2023. Better Roads and Bridges provides the deficient bridge data, and INRIX.com provides the traffic congestion data.</w:t>
+        <w:t>The report’s data are primarily information each state directly reported to the Federal Highway Administration for 2024. Better Roads and Bridges provides the deficient bridge data, and INRIX.com provides the traffic congestion data.</w:t>
       </w:r>
     </w:p>
     <w:sectPr>
